--- a/memoria.docx
+++ b/memoria.docx
@@ -90,13 +90,8 @@
       </w:r>
     </w:p>
     <w:p>
-      <w:proofErr w:type="spellStart"/>
-      <w:r>
-        <w:t>Titulo</w:t>
-      </w:r>
-      <w:proofErr w:type="spellEnd"/>
-      <w:r>
-        <w:t xml:space="preserve"> propio de Experto en Humanismo y bienestar profesional en la medicina del siglo XX</w:t>
+      <w:r>
+        <w:t>Titulo propio de Experto en Humanismo y bienestar profesional en la medicina del siglo XX</w:t>
       </w:r>
       <w:r>
         <w:t>I</w:t>
@@ -154,7 +149,7 @@
     </w:p>
     <w:p>
       <w:pPr>
-        <w:pStyle w:val="Ttulo3"/>
+        <w:pStyle w:val="Ttulo2"/>
       </w:pPr>
       <w:r>
         <w:t>Presentación del curso:</w:t>
@@ -162,7 +157,37 @@
     </w:p>
     <w:p>
       <w:r>
-        <w:t>Hygieia Learning Hub, junto al Movimiento Hipocrático Internacional, presentan el Curso de Experto Universitario en Humanismo y bienestar profesional en la medicina del siglo XXI: Entre Hipócrates y el Algoritmo</w:t>
+        <w:t xml:space="preserve">Hygieia Learning Hub, junto al Movimiento Hipocrático Internacional, presentan el </w:t>
+      </w:r>
+      <w:r>
+        <w:t>c</w:t>
+      </w:r>
+      <w:r>
+        <w:t xml:space="preserve">urso de Experto </w:t>
+      </w:r>
+      <w:r>
+        <w:t>u</w:t>
+      </w:r>
+      <w:r>
+        <w:t xml:space="preserve">niversitario en </w:t>
+      </w:r>
+      <w:r>
+        <w:t>h</w:t>
+      </w:r>
+      <w:r>
+        <w:t xml:space="preserve">umanismo y </w:t>
+      </w:r>
+      <w:r>
+        <w:t>b</w:t>
+      </w:r>
+      <w:r>
+        <w:t xml:space="preserve">ienestar profesional en la medicina del siglo XXI: Entre Hipócrates y el </w:t>
+      </w:r>
+      <w:r>
+        <w:t>a</w:t>
+      </w:r>
+      <w:r>
+        <w:t>lgoritmo</w:t>
       </w:r>
       <w:r>
         <w:t>.</w:t>
@@ -170,7 +195,19 @@
     </w:p>
     <w:p>
       <w:r>
-        <w:t xml:space="preserve">En una era donde la hiperespecialización y la Inteligencia Artificial están redefiniendo la práctica clínica, surge un riesgo inminente: la deshumanización de la asistencia y el incremento del burnout o fatiga por compasión entre los profesionales sanitarios. Este programa de postgrado nace con una misión fundamental: redefinir la identidad del médico </w:t>
+        <w:t xml:space="preserve">En una era donde la hiperespecialización y la </w:t>
+      </w:r>
+      <w:r>
+        <w:t>i</w:t>
+      </w:r>
+      <w:r>
+        <w:t xml:space="preserve">nteligencia </w:t>
+      </w:r>
+      <w:r>
+        <w:t>a</w:t>
+      </w:r>
+      <w:r>
+        <w:t xml:space="preserve">rtificial están redefiniendo la práctica clínica, surge un riesgo inminente: la deshumanización de la asistencia y el incremento del burnout o fatiga por compasión entre los profesionales sanitarios. Este programa de postgrado nace con una misión fundamental: redefinir la identidad del médico </w:t>
       </w:r>
       <w:r>
         <w:lastRenderedPageBreak/>
@@ -194,39 +231,84 @@
     </w:p>
     <w:p>
       <w:pPr>
+        <w:pStyle w:val="Ttulo2"/>
+      </w:pPr>
+      <w:r>
+        <w:t>Justificación de la actividad</w:t>
+      </w:r>
+    </w:p>
+    <w:p>
+      <w:r>
+        <w:t>La medicina del siglo XXI se enfrenta a una paradoja sin precedentes: mientras la hipertecnologización y el advenimiento de la Inteligencia Artificial han elevado la precisión diagnóstica a cotas históricas , el sistema sanitario experimenta una profunda crisis de deshumanización y un alarmante aumento del burnout y la fatiga por compasión entre sus profesionales. El clínico moderno se encuentra atrapado entre la eficiencia del algoritmo y su vocación originaria.</w:t>
+      </w:r>
+      <w:r>
+        <w:t xml:space="preserve"> </w:t>
+      </w:r>
+    </w:p>
+    <w:p>
+      <w:r>
+        <w:t xml:space="preserve">El </w:t>
+      </w:r>
+      <w:r>
+        <w:t>c</w:t>
+      </w:r>
+      <w:r>
+        <w:t xml:space="preserve">urso Experto en </w:t>
+      </w:r>
+      <w:r>
+        <w:t>h</w:t>
+      </w:r>
+      <w:r>
+        <w:t xml:space="preserve">umanismo y bienestar profesional en la medicina del siglo XXI: Entre Hipócrates y el </w:t>
+      </w:r>
+      <w:r>
+        <w:t>a</w:t>
+      </w:r>
+      <w:r>
+        <w:t xml:space="preserve">lgoritmo se justifica por la necesidad imperativa y urgente de dotar a los profesionales de la salud de competencias transversales y habilidades no técnicas (soft skills). </w:t>
+      </w:r>
+    </w:p>
+    <w:p>
+      <w:r>
+        <w:t>Este programa no plantea un rechazo a la tecnología, sino la integración de la misma bajo un prisma bioético , superando la falsa dicotomía entre alta tecnología y alto contacto humano (High-Tech, High-Touch).</w:t>
+      </w:r>
+      <w:r>
+        <w:t xml:space="preserve"> </w:t>
+      </w:r>
+      <w:r>
+        <w:t xml:space="preserve">Formar a los médicos en humanismo, comunicación clínica avanzada y medicina narrativa responde no solo a un deber ético hacia el paciente, reconociéndolo como una unidad bio-psico-espiritual, sino también a una estrategia vital de supervivencia para el propio sistema de salud. </w:t>
+      </w:r>
+    </w:p>
+    <w:p>
+      <w:r>
+        <w:t>Al "cuidar al que cuida" mediante la prevención del agotamiento profesional y la promoción de la resiliencia , se garantiza la sostenibilidad del talento, se reducen los errores médicos y se recupera la esencia fundamental del acto médico: la relación de confianza (fides) entre el profesional y el paciente.</w:t>
+      </w:r>
+    </w:p>
+    <w:p>
+      <w:pPr>
+        <w:pStyle w:val="Ttulo2"/>
+      </w:pPr>
+      <w:r>
+        <w:t>Objetivos de la actividad</w:t>
+      </w:r>
+    </w:p>
+    <w:p>
+      <w:pPr>
         <w:pStyle w:val="Ttulo3"/>
       </w:pPr>
       <w:r>
-        <w:t>Justificación de la actividad</w:t>
-      </w:r>
-    </w:p>
-    <w:p>
-      <w:r>
-        <w:t>La medicina del siglo XXI se enfrenta a una paradoja sin precedentes: mientras la hipertecnologización y el advenimiento de la Inteligencia Artificial han elevado la precisión diagnóstica a cotas históricas , el sistema sanitario experimenta una profunda crisis de deshumanización y un alarmante aumento del burnout y la fatiga por compasión entre sus profesionales. El clínico moderno se encuentra atrapado entre la eficiencia del algoritmo y su vocación originaria.</w:t>
-      </w:r>
-      <w:r>
-        <w:t xml:space="preserve"> </w:t>
-      </w:r>
-    </w:p>
-    <w:p>
-      <w:r>
-        <w:t xml:space="preserve">El Curso Experto en Humanismo y bienestar profesional en la medicina del siglo XXI: Entre Hipócrates y el Algoritmo se justifica por la necesidad imperativa y urgente de dotar a los profesionales de la salud de competencias transversales y habilidades no técnicas (soft skills). </w:t>
-      </w:r>
-    </w:p>
-    <w:p>
-      <w:r>
-        <w:t>Este programa no plantea un rechazo a la tecnología, sino la integración de la misma bajo un prisma bioético , superando la falsa dicotomía entre alta tecnología y alto contacto humano (High-Tech, High-Touch).</w:t>
-      </w:r>
-      <w:r>
-        <w:t xml:space="preserve"> </w:t>
-      </w:r>
-      <w:r>
-        <w:t xml:space="preserve">Formar a los médicos en humanismo, comunicación clínica avanzada y medicina narrativa responde no solo a un deber ético hacia el paciente, reconociéndolo como una unidad bio-psico-espiritual, sino también a una estrategia vital de supervivencia para el propio sistema de salud. </w:t>
-      </w:r>
-    </w:p>
-    <w:p>
-      <w:r>
-        <w:t>Al "cuidar al que cuida" mediante la prevención del agotamiento profesional y la promoción de la resiliencia , se garantiza la sostenibilidad del talento, se reducen los errores médicos y se recupera la esencia fundamental del acto médico: la relación de confianza (fides) entre el profesional y el paciente.</w:t>
+        <w:t>Objetivo Primario:</w:t>
+      </w:r>
+    </w:p>
+    <w:p>
+      <w:r>
+        <w:t xml:space="preserve">Redefinir la identidad del médico moderno recuperando el sentido vocacional y la visión integral del Médico Hipocrático, capacitando al clínico para integrar la Inteligencia Artificial como un </w:t>
+      </w:r>
+      <w:r>
+        <w:t>acompañamiento</w:t>
+      </w:r>
+      <w:r>
+        <w:t xml:space="preserve"> que potencie la excelencia diagnóstica y libere tiempo para profundizar en la relación humana y compasiva con el paciente.</w:t>
       </w:r>
     </w:p>
     <w:p>
@@ -234,37 +316,6 @@
         <w:pStyle w:val="Ttulo3"/>
       </w:pPr>
       <w:r>
-        <w:t>Objetivos de la actividad</w:t>
-      </w:r>
-    </w:p>
-    <w:p>
-      <w:pPr>
-        <w:rPr>
-          <w:rFonts w:ascii="Hanken Grotesk Medium" w:hAnsi="Hanken Grotesk Medium"/>
-        </w:rPr>
-      </w:pPr>
-      <w:r>
-        <w:rPr>
-          <w:rFonts w:ascii="Hanken Grotesk Medium" w:hAnsi="Hanken Grotesk Medium"/>
-        </w:rPr>
-        <w:t>Objetivo Primario:</w:t>
-      </w:r>
-    </w:p>
-    <w:p>
-      <w:r>
-        <w:t>Redefinir la identidad del médico moderno recuperando el sentido vocacional y la visión integral del Médico Hipocrático, capacitando al clínico para integrar la Inteligencia Artificial como un "copiloto" que potencie la excelencia diagnóstica y libere tiempo para profundizar en la relación humana y compasiva con el paciente.</w:t>
-      </w:r>
-    </w:p>
-    <w:p>
-      <w:pPr>
-        <w:rPr>
-          <w:rFonts w:ascii="Hanken Grotesk Medium" w:hAnsi="Hanken Grotesk Medium"/>
-        </w:rPr>
-      </w:pPr>
-      <w:r>
-        <w:rPr>
-          <w:rFonts w:ascii="Hanken Grotesk Medium" w:hAnsi="Hanken Grotesk Medium"/>
-        </w:rPr>
         <w:t>Objetivos Secundarios:</w:t>
       </w:r>
     </w:p>
@@ -342,7 +393,13 @@
         <w:t xml:space="preserve">Integración Tecnológica y Humanización: </w:t>
       </w:r>
       <w:r>
-        <w:t>Capacitar al profesional para utilizar la Inteligencia Artificial y las nuevas tecnologías como un "copiloto" clínico que reduzca la carga burocrática, permitiendo recuperar el contacto visual, la escucha activa y el tiempo de calidad en la relación con el paciente.</w:t>
+        <w:t xml:space="preserve">Capacitar al profesional para utilizar la Inteligencia Artificial y las nuevas tecnologías como un </w:t>
+      </w:r>
+      <w:r>
+        <w:t>acompañamiento</w:t>
+      </w:r>
+      <w:r>
+        <w:t xml:space="preserve"> clínico que reduzca la carga burocrática, permitiendo recuperar el contacto visual, la escucha activa y el tiempo de calidad en la relación con el paciente.</w:t>
       </w:r>
     </w:p>
     <w:p>
@@ -371,7 +428,7 @@
     </w:p>
     <w:p>
       <w:pPr>
-        <w:pStyle w:val="Ttulo3"/>
+        <w:pStyle w:val="Ttulo2"/>
       </w:pPr>
       <w:r>
         <w:t>Perfil de ingreso y público objetivo:</w:t>
@@ -1426,6 +1483,16 @@
         </w:rPr>
         <w:t>Módulo 4. Bienestar del profesional médico (cuidar al que cuida</w:t>
       </w:r>
+      <w:r>
+        <w:rPr>
+          <w:rFonts w:ascii="Hanken Grotesk Medium" w:eastAsia="Hanken Grotesk Medium" w:hAnsi="Hanken Grotesk Medium" w:cs="Hanken Grotesk Medium"/>
+          <w:color w:val="3D8BDB"/>
+          <w:sz w:val="24"/>
+          <w:szCs w:val="24"/>
+          <w:lang w:val="es-ES"/>
+        </w:rPr>
+        <w:t>)</w:t>
+      </w:r>
     </w:p>
     <w:p>
       <w:pPr>
@@ -2189,42 +2256,24 @@
     </w:p>
     <w:p>
       <w:pPr>
+        <w:pStyle w:val="Ttulo2"/>
+      </w:pPr>
+      <w:r>
+        <w:t>Propuesta de autores</w:t>
+      </w:r>
+    </w:p>
+    <w:p>
+      <w:pPr>
         <w:pStyle w:val="Ttulo3"/>
       </w:pPr>
       <w:r>
-        <w:t>Propuesta de autores</w:t>
-      </w:r>
-    </w:p>
-    <w:p>
-      <w:pPr>
-        <w:keepNext/>
-        <w:keepLines/>
-        <w:spacing w:before="400" w:after="120"/>
-        <w:outlineLvl w:val="2"/>
-        <w:rPr>
-          <w:rFonts w:ascii="Hanken Grotesk Medium" w:eastAsia="Hanken Grotesk Medium" w:hAnsi="Hanken Grotesk Medium" w:cs="Hanken Grotesk Medium"/>
-          <w:color w:val="3D8BDB"/>
-          <w:sz w:val="24"/>
-          <w:szCs w:val="24"/>
-          <w:lang w:val="es-ES"/>
-        </w:rPr>
-      </w:pPr>
-      <w:r>
-        <w:rPr>
-          <w:rFonts w:ascii="Hanken Grotesk Medium" w:hAnsi="Hanken Grotesk Medium"/>
-          <w:lang w:val="es-ES"/>
-        </w:rPr>
         <w:t>Editores</w:t>
       </w:r>
       <w:r>
         <w:rPr>
-          <w:rFonts w:ascii="Hanken Grotesk Medium" w:eastAsia="Hanken Grotesk Medium" w:hAnsi="Hanken Grotesk Medium" w:cs="Hanken Grotesk Medium"/>
-          <w:color w:val="3D8BDB"/>
-          <w:sz w:val="24"/>
-          <w:szCs w:val="24"/>
-          <w:lang w:val="es-ES"/>
-        </w:rPr>
-        <w:t>:</w:t>
+          <w:lang w:val="es-ES"/>
+        </w:rPr>
+        <w:t xml:space="preserve">: </w:t>
       </w:r>
     </w:p>
     <w:p>
@@ -2329,15 +2378,13 @@
     </w:p>
     <w:p>
       <w:pPr>
-        <w:spacing w:before="240"/>
-        <w:rPr>
-          <w:rFonts w:ascii="Hanken Grotesk Medium" w:hAnsi="Hanken Grotesk Medium"/>
-          <w:lang w:val="es-ES"/>
-        </w:rPr>
-      </w:pPr>
-      <w:r>
-        <w:rPr>
-          <w:rFonts w:ascii="Hanken Grotesk Medium" w:hAnsi="Hanken Grotesk Medium"/>
+        <w:pStyle w:val="Ttulo3"/>
+        <w:rPr>
+          <w:lang w:val="es-ES"/>
+        </w:rPr>
+      </w:pPr>
+      <w:r>
+        <w:rPr>
           <w:lang w:val="es-ES"/>
         </w:rPr>
         <w:t>Coordinadores:</w:t>
@@ -2408,45 +2455,6 @@
         <w:rPr>
           <w:lang w:val="es-ES"/>
         </w:rPr>
-        <w:t xml:space="preserve">Dr. Juan José </w:t>
-      </w:r>
-      <w:r>
-        <w:rPr>
-          <w:lang w:val="es-ES"/>
-        </w:rPr>
-        <w:t>Rodríguez</w:t>
-      </w:r>
-      <w:r>
-        <w:rPr>
-          <w:lang w:val="es-ES"/>
-        </w:rPr>
-        <w:t xml:space="preserve"> Sendin</w:t>
-      </w:r>
-    </w:p>
-    <w:p>
-      <w:pPr>
-        <w:rPr>
-          <w:lang w:val="es-ES"/>
-        </w:rPr>
-      </w:pPr>
-      <w:r>
-        <w:rPr>
-          <w:lang w:val="es-ES"/>
-        </w:rPr>
-        <w:t>Presidente de la Organización Médica Colegial</w:t>
-      </w:r>
-    </w:p>
-    <w:p>
-      <w:pPr>
-        <w:spacing w:after="0"/>
-        <w:rPr>
-          <w:lang w:val="es-ES"/>
-        </w:rPr>
-      </w:pPr>
-      <w:r>
-        <w:rPr>
-          <w:lang w:val="es-ES"/>
-        </w:rPr>
         <w:t>Dr. Pere Gascón</w:t>
       </w:r>
     </w:p>
@@ -2567,69 +2575,21 @@
         <w:rPr>
           <w:lang w:val="es-ES"/>
         </w:rPr>
-        <w:t>Dra. Andrea Kallmeyer</w:t>
-      </w:r>
-    </w:p>
-    <w:p>
-      <w:pPr>
-        <w:spacing w:after="0"/>
-        <w:rPr>
-          <w:lang w:val="es-ES"/>
-        </w:rPr>
-      </w:pPr>
-      <w:r>
-        <w:rPr>
-          <w:lang w:val="es-ES"/>
-        </w:rPr>
-        <w:t xml:space="preserve">Médico especialista en </w:t>
-      </w:r>
-      <w:r>
-        <w:rPr>
-          <w:lang w:val="es-ES"/>
-        </w:rPr>
-        <w:t>Cardiología</w:t>
-      </w:r>
-      <w:r>
-        <w:rPr>
-          <w:lang w:val="es-ES"/>
-        </w:rPr>
-        <w:t>. Hospital Universitario Fundación Jiménez Díaz. Madrid</w:t>
-      </w:r>
-    </w:p>
-    <w:p>
-      <w:pPr>
-        <w:spacing w:after="0"/>
-        <w:rPr>
-          <w:lang w:val="es-ES"/>
-        </w:rPr>
-      </w:pPr>
-    </w:p>
-    <w:p>
-      <w:pPr>
-        <w:spacing w:after="0"/>
-        <w:rPr>
-          <w:lang w:val="es-ES"/>
-        </w:rPr>
-      </w:pPr>
-      <w:r>
-        <w:rPr>
-          <w:lang w:val="es-ES"/>
-        </w:rPr>
-        <w:t>Dr. Valerio Rocco</w:t>
-      </w:r>
-    </w:p>
-    <w:p>
-      <w:pPr>
-        <w:spacing w:after="0"/>
-        <w:rPr>
-          <w:lang w:val="es-ES"/>
-        </w:rPr>
-      </w:pPr>
-      <w:r>
-        <w:rPr>
-          <w:lang w:val="es-ES"/>
-        </w:rPr>
-        <w:t>Director del Círculo de Bellas Artes de Madrid</w:t>
+        <w:t>Dr. Julio Mayol</w:t>
+      </w:r>
+    </w:p>
+    <w:p>
+      <w:pPr>
+        <w:spacing w:after="0"/>
+        <w:rPr>
+          <w:lang w:val="es-ES"/>
+        </w:rPr>
+      </w:pPr>
+      <w:r>
+        <w:rPr>
+          <w:lang w:val="es-ES"/>
+        </w:rPr>
+        <w:t>Catedrático de Cirugía. Director del Instituto de investigación Sanitaria Hospital Clínico San Carlos. Madrid</w:t>
       </w:r>
     </w:p>
     <w:p>
@@ -2708,12 +2668,8 @@
     </w:p>
     <w:p/>
     <w:sectPr>
-      <w:headerReference w:type="even" r:id="rId8"/>
-      <w:headerReference w:type="default" r:id="rId9"/>
-      <w:footerReference w:type="even" r:id="rId10"/>
-      <w:footerReference w:type="default" r:id="rId11"/>
-      <w:headerReference w:type="first" r:id="rId12"/>
-      <w:footerReference w:type="first" r:id="rId13"/>
+      <w:headerReference w:type="default" r:id="rId8"/>
+      <w:footerReference w:type="default" r:id="rId9"/>
       <w:pgSz w:w="11906" w:h="16838"/>
       <w:pgMar w:top="1440" w:right="1440" w:bottom="1440" w:left="1440" w:header="170" w:footer="113" w:gutter="0"/>
       <w:pgNumType w:start="1"/>
@@ -2746,16 +2702,6 @@
 <w:ftr xmlns:wpc="http://schemas.microsoft.com/office/word/2010/wordprocessingCanvas" xmlns:cx="http://schemas.microsoft.com/office/drawing/2014/chartex" xmlns:cx1="http://schemas.microsoft.com/office/drawing/2015/9/8/chartex" xmlns:cx2="http://schemas.microsoft.com/office/drawing/2015/10/21/chartex" xmlns:cx3="http://schemas.microsoft.com/office/drawing/2016/5/9/chartex" xmlns:cx4="http://schemas.microsoft.com/office/drawing/2016/5/10/chartex" xmlns:cx5="http://schemas.microsoft.com/office/drawing/2016/5/11/chartex" xmlns:cx6="http://schemas.microsoft.com/office/drawing/2016/5/12/chartex" xmlns:cx7="http://schemas.microsoft.com/office/drawing/2016/5/13/chartex" xmlns:cx8="http://schemas.microsoft.com/office/drawing/2016/5/14/chartex" xmlns:mc="http://schemas.openxmlformats.org/markup-compatibility/2006" xmlns:aink="http://schemas.microsoft.com/office/drawing/2016/ink" xmlns:am3d="http://schemas.microsoft.com/office/drawing/2017/model3d" xmlns:o="urn:schemas-microsoft-com:office:office" xmlns:oel="http://schemas.microsoft.com/office/2019/extlst" xmlns:r="http://schemas.openxmlformats.org/officeDocument/2006/relationships" xmlns:m="http://schemas.openxmlformats.org/officeDocument/2006/math" xmlns:v="urn:schemas-microsoft-com:vml" xmlns:wp14="http://schemas.microsoft.com/office/word/2010/wordprocessingDrawing" xmlns:wp="http://schemas.openxmlformats.org/drawingml/2006/wordprocessingDrawing" xmlns:w10="urn:schemas-microsoft-com:office:word" xmlns:w="http://schemas.openxmlformats.org/wordprocessingml/2006/main" xmlns:w14="http://schemas.microsoft.com/office/word/2010/wordml" xmlns:w15="http://schemas.microsoft.com/office/word/2012/wordml" xmlns:w16cex="http://schemas.microsoft.com/office/word/2018/wordml/cex" xmlns:w16cid="http://schemas.microsoft.com/office/word/2016/wordml/cid" xmlns:w16="http://schemas.microsoft.com/office/word/2018/wordml" xmlns:w16sdtdh="http://schemas.microsoft.com/office/word/2020/wordml/sdtdatahash" xmlns:w16se="http://schemas.microsoft.com/office/word/2015/wordml/symex" xmlns:wpg="http://schemas.microsoft.com/office/word/2010/wordprocessingGroup" xmlns:wpi="http://schemas.microsoft.com/office/word/2010/wordprocessingInk" xmlns:wne="http://schemas.microsoft.com/office/word/2006/wordml" xmlns:wps="http://schemas.microsoft.com/office/word/2010/wordprocessingShape" mc:Ignorable="w14 w15 w16se w16cid w16 w16cex w16sdtdh wp14">
   <w:p>
     <w:pPr>
-      <w:pStyle w:val="Piedepgina"/>
-    </w:pPr>
-  </w:p>
-</w:ftr>
-</file>
-
-<file path=word/footer2.xml><?xml version="1.0" encoding="utf-8"?>
-<w:ftr xmlns:wpc="http://schemas.microsoft.com/office/word/2010/wordprocessingCanvas" xmlns:cx="http://schemas.microsoft.com/office/drawing/2014/chartex" xmlns:cx1="http://schemas.microsoft.com/office/drawing/2015/9/8/chartex" xmlns:cx2="http://schemas.microsoft.com/office/drawing/2015/10/21/chartex" xmlns:cx3="http://schemas.microsoft.com/office/drawing/2016/5/9/chartex" xmlns:cx4="http://schemas.microsoft.com/office/drawing/2016/5/10/chartex" xmlns:cx5="http://schemas.microsoft.com/office/drawing/2016/5/11/chartex" xmlns:cx6="http://schemas.microsoft.com/office/drawing/2016/5/12/chartex" xmlns:cx7="http://schemas.microsoft.com/office/drawing/2016/5/13/chartex" xmlns:cx8="http://schemas.microsoft.com/office/drawing/2016/5/14/chartex" xmlns:mc="http://schemas.openxmlformats.org/markup-compatibility/2006" xmlns:aink="http://schemas.microsoft.com/office/drawing/2016/ink" xmlns:am3d="http://schemas.microsoft.com/office/drawing/2017/model3d" xmlns:o="urn:schemas-microsoft-com:office:office" xmlns:oel="http://schemas.microsoft.com/office/2019/extlst" xmlns:r="http://schemas.openxmlformats.org/officeDocument/2006/relationships" xmlns:m="http://schemas.openxmlformats.org/officeDocument/2006/math" xmlns:v="urn:schemas-microsoft-com:vml" xmlns:wp14="http://schemas.microsoft.com/office/word/2010/wordprocessingDrawing" xmlns:wp="http://schemas.openxmlformats.org/drawingml/2006/wordprocessingDrawing" xmlns:w10="urn:schemas-microsoft-com:office:word" xmlns:w="http://schemas.openxmlformats.org/wordprocessingml/2006/main" xmlns:w14="http://schemas.microsoft.com/office/word/2010/wordml" xmlns:w15="http://schemas.microsoft.com/office/word/2012/wordml" xmlns:w16cex="http://schemas.microsoft.com/office/word/2018/wordml/cex" xmlns:w16cid="http://schemas.microsoft.com/office/word/2016/wordml/cid" xmlns:w16="http://schemas.microsoft.com/office/word/2018/wordml" xmlns:w16sdtdh="http://schemas.microsoft.com/office/word/2020/wordml/sdtdatahash" xmlns:w16se="http://schemas.microsoft.com/office/word/2015/wordml/symex" xmlns:wpg="http://schemas.microsoft.com/office/word/2010/wordprocessingGroup" xmlns:wpi="http://schemas.microsoft.com/office/word/2010/wordprocessingInk" xmlns:wne="http://schemas.microsoft.com/office/word/2006/wordml" xmlns:wps="http://schemas.microsoft.com/office/word/2010/wordprocessingShape" mc:Ignorable="w14 w15 w16se w16cid w16 w16cex w16sdtdh wp14">
-  <w:p>
-    <w:pPr>
       <w:jc w:val="right"/>
       <w:rPr>
         <w:sz w:val="16"/>
@@ -2840,7 +2786,25 @@
         <w:szCs w:val="14"/>
         <w:lang w:val="pt-PT"/>
       </w:rPr>
-      <w:t>20260319 PEU.HUM.ESP Memoria académica</w:t>
+      <w:t>20260</w:t>
+    </w:r>
+    <w:r>
+      <w:rPr>
+        <w:color w:val="666666" w:themeColor="accent3"/>
+        <w:sz w:val="14"/>
+        <w:szCs w:val="14"/>
+        <w:lang w:val="pt-PT"/>
+      </w:rPr>
+      <w:t>421</w:t>
+    </w:r>
+    <w:r>
+      <w:rPr>
+        <w:color w:val="666666" w:themeColor="accent3"/>
+        <w:sz w:val="14"/>
+        <w:szCs w:val="14"/>
+        <w:lang w:val="pt-PT"/>
+      </w:rPr>
+      <w:t xml:space="preserve"> PEU.HUM.ESP Memoria académica</w:t>
     </w:r>
   </w:p>
   <w:p>
@@ -2848,16 +2812,6 @@
       <w:rPr>
         <w:lang w:val="pt-PT"/>
       </w:rPr>
-    </w:pPr>
-  </w:p>
-</w:ftr>
-</file>
-
-<file path=word/footer3.xml><?xml version="1.0" encoding="utf-8"?>
-<w:ftr xmlns:wpc="http://schemas.microsoft.com/office/word/2010/wordprocessingCanvas" xmlns:cx="http://schemas.microsoft.com/office/drawing/2014/chartex" xmlns:cx1="http://schemas.microsoft.com/office/drawing/2015/9/8/chartex" xmlns:cx2="http://schemas.microsoft.com/office/drawing/2015/10/21/chartex" xmlns:cx3="http://schemas.microsoft.com/office/drawing/2016/5/9/chartex" xmlns:cx4="http://schemas.microsoft.com/office/drawing/2016/5/10/chartex" xmlns:cx5="http://schemas.microsoft.com/office/drawing/2016/5/11/chartex" xmlns:cx6="http://schemas.microsoft.com/office/drawing/2016/5/12/chartex" xmlns:cx7="http://schemas.microsoft.com/office/drawing/2016/5/13/chartex" xmlns:cx8="http://schemas.microsoft.com/office/drawing/2016/5/14/chartex" xmlns:mc="http://schemas.openxmlformats.org/markup-compatibility/2006" xmlns:aink="http://schemas.microsoft.com/office/drawing/2016/ink" xmlns:am3d="http://schemas.microsoft.com/office/drawing/2017/model3d" xmlns:o="urn:schemas-microsoft-com:office:office" xmlns:oel="http://schemas.microsoft.com/office/2019/extlst" xmlns:r="http://schemas.openxmlformats.org/officeDocument/2006/relationships" xmlns:m="http://schemas.openxmlformats.org/officeDocument/2006/math" xmlns:v="urn:schemas-microsoft-com:vml" xmlns:wp14="http://schemas.microsoft.com/office/word/2010/wordprocessingDrawing" xmlns:wp="http://schemas.openxmlformats.org/drawingml/2006/wordprocessingDrawing" xmlns:w10="urn:schemas-microsoft-com:office:word" xmlns:w="http://schemas.openxmlformats.org/wordprocessingml/2006/main" xmlns:w14="http://schemas.microsoft.com/office/word/2010/wordml" xmlns:w15="http://schemas.microsoft.com/office/word/2012/wordml" xmlns:w16cex="http://schemas.microsoft.com/office/word/2018/wordml/cex" xmlns:w16cid="http://schemas.microsoft.com/office/word/2016/wordml/cid" xmlns:w16="http://schemas.microsoft.com/office/word/2018/wordml" xmlns:w16sdtdh="http://schemas.microsoft.com/office/word/2020/wordml/sdtdatahash" xmlns:w16se="http://schemas.microsoft.com/office/word/2015/wordml/symex" xmlns:wpg="http://schemas.microsoft.com/office/word/2010/wordprocessingGroup" xmlns:wpi="http://schemas.microsoft.com/office/word/2010/wordprocessingInk" xmlns:wne="http://schemas.microsoft.com/office/word/2006/wordml" xmlns:wps="http://schemas.microsoft.com/office/word/2010/wordprocessingShape" mc:Ignorable="w14 w15 w16se w16cid w16 w16cex w16sdtdh wp14">
-  <w:p>
-    <w:pPr>
-      <w:pStyle w:val="Piedepgina"/>
     </w:pPr>
   </w:p>
 </w:ftr>
@@ -2883,16 +2837,6 @@
 </file>
 
 <file path=word/header1.xml><?xml version="1.0" encoding="utf-8"?>
-<w:hdr xmlns:wpc="http://schemas.microsoft.com/office/word/2010/wordprocessingCanvas" xmlns:cx="http://schemas.microsoft.com/office/drawing/2014/chartex" xmlns:cx1="http://schemas.microsoft.com/office/drawing/2015/9/8/chartex" xmlns:cx2="http://schemas.microsoft.com/office/drawing/2015/10/21/chartex" xmlns:cx3="http://schemas.microsoft.com/office/drawing/2016/5/9/chartex" xmlns:cx4="http://schemas.microsoft.com/office/drawing/2016/5/10/chartex" xmlns:cx5="http://schemas.microsoft.com/office/drawing/2016/5/11/chartex" xmlns:cx6="http://schemas.microsoft.com/office/drawing/2016/5/12/chartex" xmlns:cx7="http://schemas.microsoft.com/office/drawing/2016/5/13/chartex" xmlns:cx8="http://schemas.microsoft.com/office/drawing/2016/5/14/chartex" xmlns:mc="http://schemas.openxmlformats.org/markup-compatibility/2006" xmlns:aink="http://schemas.microsoft.com/office/drawing/2016/ink" xmlns:am3d="http://schemas.microsoft.com/office/drawing/2017/model3d" xmlns:o="urn:schemas-microsoft-com:office:office" xmlns:oel="http://schemas.microsoft.com/office/2019/extlst" xmlns:r="http://schemas.openxmlformats.org/officeDocument/2006/relationships" xmlns:m="http://schemas.openxmlformats.org/officeDocument/2006/math" xmlns:v="urn:schemas-microsoft-com:vml" xmlns:wp14="http://schemas.microsoft.com/office/word/2010/wordprocessingDrawing" xmlns:wp="http://schemas.openxmlformats.org/drawingml/2006/wordprocessingDrawing" xmlns:w10="urn:schemas-microsoft-com:office:word" xmlns:w="http://schemas.openxmlformats.org/wordprocessingml/2006/main" xmlns:w14="http://schemas.microsoft.com/office/word/2010/wordml" xmlns:w15="http://schemas.microsoft.com/office/word/2012/wordml" xmlns:w16cex="http://schemas.microsoft.com/office/word/2018/wordml/cex" xmlns:w16cid="http://schemas.microsoft.com/office/word/2016/wordml/cid" xmlns:w16="http://schemas.microsoft.com/office/word/2018/wordml" xmlns:w16sdtdh="http://schemas.microsoft.com/office/word/2020/wordml/sdtdatahash" xmlns:w16se="http://schemas.microsoft.com/office/word/2015/wordml/symex" xmlns:wpg="http://schemas.microsoft.com/office/word/2010/wordprocessingGroup" xmlns:wpi="http://schemas.microsoft.com/office/word/2010/wordprocessingInk" xmlns:wne="http://schemas.microsoft.com/office/word/2006/wordml" xmlns:wps="http://schemas.microsoft.com/office/word/2010/wordprocessingShape" mc:Ignorable="w14 w15 w16se w16cid w16 w16cex w16sdtdh wp14">
-  <w:p>
-    <w:pPr>
-      <w:pStyle w:val="Encabezado"/>
-    </w:pPr>
-  </w:p>
-</w:hdr>
-</file>
-
-<file path=word/header2.xml><?xml version="1.0" encoding="utf-8"?>
 <w:hdr xmlns:wpc="http://schemas.microsoft.com/office/word/2010/wordprocessingCanvas" xmlns:cx="http://schemas.microsoft.com/office/drawing/2014/chartex" xmlns:cx1="http://schemas.microsoft.com/office/drawing/2015/9/8/chartex" xmlns:cx2="http://schemas.microsoft.com/office/drawing/2015/10/21/chartex" xmlns:cx3="http://schemas.microsoft.com/office/drawing/2016/5/9/chartex" xmlns:cx4="http://schemas.microsoft.com/office/drawing/2016/5/10/chartex" xmlns:cx5="http://schemas.microsoft.com/office/drawing/2016/5/11/chartex" xmlns:cx6="http://schemas.microsoft.com/office/drawing/2016/5/12/chartex" xmlns:cx7="http://schemas.microsoft.com/office/drawing/2016/5/13/chartex" xmlns:cx8="http://schemas.microsoft.com/office/drawing/2016/5/14/chartex" xmlns:mc="http://schemas.openxmlformats.org/markup-compatibility/2006" xmlns:aink="http://schemas.microsoft.com/office/drawing/2016/ink" xmlns:am3d="http://schemas.microsoft.com/office/drawing/2017/model3d" xmlns:o="urn:schemas-microsoft-com:office:office" xmlns:oel="http://schemas.microsoft.com/office/2019/extlst" xmlns:r="http://schemas.openxmlformats.org/officeDocument/2006/relationships" xmlns:m="http://schemas.openxmlformats.org/officeDocument/2006/math" xmlns:v="urn:schemas-microsoft-com:vml" xmlns:wp14="http://schemas.microsoft.com/office/word/2010/wordprocessingDrawing" xmlns:wp="http://schemas.openxmlformats.org/drawingml/2006/wordprocessingDrawing" xmlns:w10="urn:schemas-microsoft-com:office:word" xmlns:w="http://schemas.openxmlformats.org/wordprocessingml/2006/main" xmlns:w14="http://schemas.microsoft.com/office/word/2010/wordml" xmlns:w15="http://schemas.microsoft.com/office/word/2012/wordml" xmlns:w16cex="http://schemas.microsoft.com/office/word/2018/wordml/cex" xmlns:w16cid="http://schemas.microsoft.com/office/word/2016/wordml/cid" xmlns:w16="http://schemas.microsoft.com/office/word/2018/wordml" xmlns:w16sdtdh="http://schemas.microsoft.com/office/word/2020/wordml/sdtdatahash" xmlns:w16se="http://schemas.microsoft.com/office/word/2015/wordml/symex" xmlns:wpg="http://schemas.microsoft.com/office/word/2010/wordprocessingGroup" xmlns:wpi="http://schemas.microsoft.com/office/word/2010/wordprocessingInk" xmlns:wne="http://schemas.microsoft.com/office/word/2006/wordml" xmlns:wps="http://schemas.microsoft.com/office/word/2010/wordprocessingShape" mc:Ignorable="w14 w15 w16se w16cid w16 w16cex w16sdtdh wp14">
   <w:p>
     <w:pPr>
@@ -3001,16 +2945,6 @@
         </wp:anchor>
       </w:drawing>
     </w:r>
-  </w:p>
-</w:hdr>
-</file>
-
-<file path=word/header3.xml><?xml version="1.0" encoding="utf-8"?>
-<w:hdr xmlns:wpc="http://schemas.microsoft.com/office/word/2010/wordprocessingCanvas" xmlns:cx="http://schemas.microsoft.com/office/drawing/2014/chartex" xmlns:cx1="http://schemas.microsoft.com/office/drawing/2015/9/8/chartex" xmlns:cx2="http://schemas.microsoft.com/office/drawing/2015/10/21/chartex" xmlns:cx3="http://schemas.microsoft.com/office/drawing/2016/5/9/chartex" xmlns:cx4="http://schemas.microsoft.com/office/drawing/2016/5/10/chartex" xmlns:cx5="http://schemas.microsoft.com/office/drawing/2016/5/11/chartex" xmlns:cx6="http://schemas.microsoft.com/office/drawing/2016/5/12/chartex" xmlns:cx7="http://schemas.microsoft.com/office/drawing/2016/5/13/chartex" xmlns:cx8="http://schemas.microsoft.com/office/drawing/2016/5/14/chartex" xmlns:mc="http://schemas.openxmlformats.org/markup-compatibility/2006" xmlns:aink="http://schemas.microsoft.com/office/drawing/2016/ink" xmlns:am3d="http://schemas.microsoft.com/office/drawing/2017/model3d" xmlns:o="urn:schemas-microsoft-com:office:office" xmlns:oel="http://schemas.microsoft.com/office/2019/extlst" xmlns:r="http://schemas.openxmlformats.org/officeDocument/2006/relationships" xmlns:m="http://schemas.openxmlformats.org/officeDocument/2006/math" xmlns:v="urn:schemas-microsoft-com:vml" xmlns:wp14="http://schemas.microsoft.com/office/word/2010/wordprocessingDrawing" xmlns:wp="http://schemas.openxmlformats.org/drawingml/2006/wordprocessingDrawing" xmlns:w10="urn:schemas-microsoft-com:office:word" xmlns:w="http://schemas.openxmlformats.org/wordprocessingml/2006/main" xmlns:w14="http://schemas.microsoft.com/office/word/2010/wordml" xmlns:w15="http://schemas.microsoft.com/office/word/2012/wordml" xmlns:w16cex="http://schemas.microsoft.com/office/word/2018/wordml/cex" xmlns:w16cid="http://schemas.microsoft.com/office/word/2016/wordml/cid" xmlns:w16="http://schemas.microsoft.com/office/word/2018/wordml" xmlns:w16sdtdh="http://schemas.microsoft.com/office/word/2020/wordml/sdtdatahash" xmlns:w16se="http://schemas.microsoft.com/office/word/2015/wordml/symex" xmlns:wpg="http://schemas.microsoft.com/office/word/2010/wordprocessingGroup" xmlns:wpi="http://schemas.microsoft.com/office/word/2010/wordprocessingInk" xmlns:wne="http://schemas.microsoft.com/office/word/2006/wordml" xmlns:wps="http://schemas.microsoft.com/office/word/2010/wordprocessingShape" mc:Ignorable="w14 w15 w16se w16cid w16 w16cex w16sdtdh wp14">
-  <w:p>
-    <w:pPr>
-      <w:pStyle w:val="Encabezado"/>
-    </w:pPr>
   </w:p>
 </w:hdr>
 </file>
@@ -4536,7 +4470,6 @@
   <w:style w:type="character" w:default="1" w:styleId="Fuentedeprrafopredeter">
     <w:name w:val="Default Paragraph Font"/>
     <w:uiPriority w:val="1"/>
-    <w:semiHidden/>
     <w:unhideWhenUsed/>
   </w:style>
   <w:style w:type="table" w:default="1" w:styleId="Tablanormal">
